--- a/storage/app/client_fop_agreement.docx
+++ b/storage/app/client_fop_agreement.docx
@@ -4675,25 +4675,7 @@
           <w:sz w:val="16"/>
           <w:szCs w:val="16"/>
         </w:rPr>
-        <w:t>4.5.</w:t>
-      </w:r>
-      <w:proofErr w:type="gramStart"/>
-      <w:r>
-        <w:rPr>
-          <w:rFonts w:ascii="Times New Roman" w:hAnsi="Times New Roman" w:cs="Times New Roman"/>
-          <w:sz w:val="16"/>
-          <w:szCs w:val="16"/>
-        </w:rPr>
-        <w:t>2.Погіршення</w:t>
-      </w:r>
-      <w:proofErr w:type="gramEnd"/>
-      <w:r>
-        <w:rPr>
-          <w:rFonts w:ascii="Times New Roman" w:hAnsi="Times New Roman" w:cs="Times New Roman"/>
-          <w:sz w:val="16"/>
-          <w:szCs w:val="16"/>
-        </w:rPr>
-        <w:t xml:space="preserve"> стану </w:t>
+        <w:t xml:space="preserve">4.5.2.Погіршення стану </w:t>
       </w:r>
       <w:proofErr w:type="spellStart"/>
       <w:r>
@@ -6171,7 +6153,79 @@
           <w:szCs w:val="16"/>
           <w:lang w:val="uk-UA"/>
         </w:rPr>
-        <w:t>вартість доставки сплачує Орендар. Р</w:t>
+        <w:t>вартість доставки</w:t>
+      </w:r>
+      <w:r>
+        <w:rPr>
+          <w:rFonts w:ascii="Times New Roman" w:hAnsi="Times New Roman" w:cs="Times New Roman"/>
+          <w:sz w:val="16"/>
+          <w:szCs w:val="16"/>
+          <w:lang w:val="uk-UA"/>
+        </w:rPr>
+        <w:t xml:space="preserve"> </w:t>
+      </w:r>
+      <w:r>
+        <w:rPr>
+          <w:rFonts w:ascii="Times New Roman" w:hAnsi="Times New Roman" w:cs="Times New Roman"/>
+          <w:sz w:val="16"/>
+          <w:szCs w:val="16"/>
+        </w:rPr>
+        <w:t xml:space="preserve">та </w:t>
+      </w:r>
+      <w:proofErr w:type="spellStart"/>
+      <w:r>
+        <w:rPr>
+          <w:rFonts w:ascii="Times New Roman" w:hAnsi="Times New Roman" w:cs="Times New Roman"/>
+          <w:sz w:val="16"/>
+          <w:szCs w:val="16"/>
+        </w:rPr>
+        <w:t>повернення</w:t>
+      </w:r>
+      <w:proofErr w:type="spellEnd"/>
+      <w:r>
+        <w:rPr>
+          <w:rFonts w:ascii="Times New Roman" w:hAnsi="Times New Roman" w:cs="Times New Roman"/>
+          <w:sz w:val="16"/>
+          <w:szCs w:val="16"/>
+        </w:rPr>
+        <w:t xml:space="preserve"> </w:t>
+      </w:r>
+      <w:proofErr w:type="spellStart"/>
+      <w:r>
+        <w:rPr>
+          <w:rFonts w:ascii="Times New Roman" w:hAnsi="Times New Roman" w:cs="Times New Roman"/>
+          <w:sz w:val="16"/>
+          <w:szCs w:val="16"/>
+        </w:rPr>
+        <w:t>об'єкту</w:t>
+      </w:r>
+      <w:proofErr w:type="spellEnd"/>
+      <w:r>
+        <w:rPr>
+          <w:rFonts w:ascii="Times New Roman" w:hAnsi="Times New Roman" w:cs="Times New Roman"/>
+          <w:sz w:val="16"/>
+          <w:szCs w:val="16"/>
+        </w:rPr>
+        <w:t xml:space="preserve"> </w:t>
+      </w:r>
+      <w:proofErr w:type="spellStart"/>
+      <w:r>
+        <w:rPr>
+          <w:rFonts w:ascii="Times New Roman" w:hAnsi="Times New Roman" w:cs="Times New Roman"/>
+          <w:sz w:val="16"/>
+          <w:szCs w:val="16"/>
+        </w:rPr>
+        <w:t>оренди</w:t>
+      </w:r>
+      <w:proofErr w:type="spellEnd"/>
+      <w:r>
+        <w:rPr>
+          <w:rFonts w:ascii="Times New Roman" w:hAnsi="Times New Roman" w:cs="Times New Roman"/>
+          <w:sz w:val="16"/>
+          <w:szCs w:val="16"/>
+          <w:lang w:val="uk-UA"/>
+        </w:rPr>
+        <w:t xml:space="preserve"> сплачує Орендар. Р</w:t>
       </w:r>
       <w:r>
         <w:rPr>
@@ -11355,7 +11409,6 @@
         </w:rPr>
         <w:t>100</w:t>
       </w:r>
-      <w:proofErr w:type="gramStart"/>
       <w:r>
         <w:rPr>
           <w:rFonts w:ascii="Times New Roman" w:hAnsi="Times New Roman" w:cs="Times New Roman"/>
@@ -11376,7 +11429,6 @@
         <w:t>від</w:t>
       </w:r>
       <w:proofErr w:type="spellEnd"/>
-      <w:proofErr w:type="gramEnd"/>
       <w:r>
         <w:rPr>
           <w:rFonts w:ascii="Times New Roman" w:hAnsi="Times New Roman" w:cs="Times New Roman"/>
@@ -12886,7 +12938,6 @@
         </w:rPr>
         <w:t xml:space="preserve">але </w:t>
       </w:r>
-      <w:proofErr w:type="gramStart"/>
       <w:r>
         <w:rPr>
           <w:rFonts w:ascii="Times New Roman" w:hAnsi="Times New Roman" w:cs="Times New Roman"/>
@@ -12905,7 +12956,6 @@
         </w:rPr>
         <w:t>будь</w:t>
       </w:r>
-      <w:proofErr w:type="gramEnd"/>
       <w:r>
         <w:rPr>
           <w:rFonts w:ascii="Times New Roman" w:hAnsi="Times New Roman" w:cs="Times New Roman"/>
@@ -14975,7 +15025,6 @@
               <w:t xml:space="preserve">м. </w:t>
             </w:r>
             <w:proofErr w:type="spellStart"/>
-            <w:proofErr w:type="gramStart"/>
             <w:r>
               <w:rPr>
                 <w:rFonts w:ascii="Times New Roman" w:eastAsia="Times New Roman" w:hAnsi="Times New Roman" w:cs="Times New Roman"/>
@@ -14991,16 +15040,7 @@
                 <w:sz w:val="16"/>
                 <w:szCs w:val="16"/>
               </w:rPr>
-              <w:t xml:space="preserve"> ,</w:t>
-            </w:r>
-            <w:proofErr w:type="gramEnd"/>
-            <w:r>
-              <w:rPr>
-                <w:rFonts w:ascii="Times New Roman" w:eastAsia="Times New Roman" w:hAnsi="Times New Roman" w:cs="Times New Roman"/>
-                <w:sz w:val="16"/>
-                <w:szCs w:val="16"/>
-              </w:rPr>
-              <w:t xml:space="preserve"> </w:t>
+              <w:t xml:space="preserve"> , </w:t>
             </w:r>
             <w:proofErr w:type="spellStart"/>
             <w:r>
@@ -15181,7 +15221,6 @@
                 <w:szCs w:val="16"/>
               </w:rPr>
             </w:pPr>
-            <w:proofErr w:type="gramStart"/>
             <w:r>
               <w:rPr>
                 <w:rFonts w:ascii="Times New Roman" w:eastAsia="Times New Roman" w:hAnsi="Times New Roman" w:cs="Times New Roman"/>
@@ -15207,17 +15246,7 @@
                 <w:sz w:val="16"/>
                 <w:szCs w:val="16"/>
               </w:rPr>
-              <w:t>UA</w:t>
-            </w:r>
-            <w:proofErr w:type="gramEnd"/>
-            <w:r>
-              <w:rPr>
-                <w:rFonts w:ascii="Times New Roman" w:eastAsia="Times New Roman" w:hAnsi="Times New Roman" w:cs="Times New Roman"/>
-                <w:bCs/>
-                <w:sz w:val="16"/>
-                <w:szCs w:val="16"/>
-              </w:rPr>
-              <w:t>183052990000026009006214849</w:t>
+              <w:t>UA183052990000026009006214849</w:t>
             </w:r>
           </w:p>
           <w:p>
@@ -17708,7 +17737,6 @@
               <w:t xml:space="preserve">м. </w:t>
             </w:r>
             <w:proofErr w:type="spellStart"/>
-            <w:proofErr w:type="gramStart"/>
             <w:r>
               <w:rPr>
                 <w:rFonts w:ascii="Times New Roman" w:eastAsia="Times New Roman" w:hAnsi="Times New Roman" w:cs="Times New Roman"/>
@@ -17724,16 +17752,7 @@
                 <w:sz w:val="16"/>
                 <w:szCs w:val="16"/>
               </w:rPr>
-              <w:t xml:space="preserve"> ,</w:t>
-            </w:r>
-            <w:proofErr w:type="gramEnd"/>
-            <w:r>
-              <w:rPr>
-                <w:rFonts w:ascii="Times New Roman" w:eastAsia="Times New Roman" w:hAnsi="Times New Roman" w:cs="Times New Roman"/>
-                <w:sz w:val="16"/>
-                <w:szCs w:val="16"/>
-              </w:rPr>
-              <w:t xml:space="preserve"> </w:t>
+              <w:t xml:space="preserve"> , </w:t>
             </w:r>
             <w:proofErr w:type="spellStart"/>
             <w:r>
@@ -17914,7 +17933,6 @@
                 <w:szCs w:val="16"/>
               </w:rPr>
             </w:pPr>
-            <w:proofErr w:type="gramStart"/>
             <w:r>
               <w:rPr>
                 <w:rFonts w:ascii="Times New Roman" w:eastAsia="Times New Roman" w:hAnsi="Times New Roman" w:cs="Times New Roman"/>
@@ -17940,17 +17958,7 @@
                 <w:sz w:val="16"/>
                 <w:szCs w:val="16"/>
               </w:rPr>
-              <w:t>UA</w:t>
-            </w:r>
-            <w:proofErr w:type="gramEnd"/>
-            <w:r>
-              <w:rPr>
-                <w:rFonts w:ascii="Times New Roman" w:eastAsia="Times New Roman" w:hAnsi="Times New Roman" w:cs="Times New Roman"/>
-                <w:bCs/>
-                <w:sz w:val="16"/>
-                <w:szCs w:val="16"/>
-              </w:rPr>
-              <w:t>183052990000026009006214849</w:t>
+              <w:t>UA183052990000026009006214849</w:t>
             </w:r>
           </w:p>
           <w:p>
